--- a/Plant_Disease_Paper.docx
+++ b/Plant_Disease_Paper.docx
@@ -205,7 +205,11 @@
         <w:jc w:val="both"/>
       </w:pPr>
       <w:r>
-        <w:t>This paper addresses these gaps by presenting a complete plant disease classification system. The main contributions are: (1) an EfficientNetB3 transfer-learning model trained on the full 38-class PlantVillage benchmark spanning 14 plant species, achieving 88% test accuracy; (2) a custom two-phase adaptive training callback that resolves training instability through automatic learning-rate scheduling and best-weight restoration; and (3) a deployment-ready web application interface making the classifier immediately accessible to end users without specialist programming knowledge. The remainder of this paper is organised as follows: Section 2 reviews related work; Section 3 describes the dataset; Section 4 presents the methodology; Section 5 reports experimental results; Section 6 discusses findings; and Section 7 concludes.</w:t>
+        <w:rPr>
+          <w:rFonts w:ascii="Times New Roman" w:hAnsi="Times New Roman"/>
+          <w:sz w:val="20"/>
+        </w:rPr>
+        <w:t>This paper addresses these gaps by presenting a complete plant disease classification system. The main contributions are: (1) an EfficientNetB3 transfer-learning model trained on the full 38-class PlantVillage benchmark spanning 14 plant species, achieving 88% test accuracy; (2) a custom two-phase adaptive training callback that resolves training instability through automatic learning-rate scheduling and best-weight restoration; (3) a deployment-ready web application interface making the classifier immediately accessible to end users without specialist programming knowledge; and (4) an AI-powered Treatment Assistant chatbot, integrated directly into the web interface, that provides users with natural-language guidance on disease treatment, prevention, and causes upon receiving a diagnosis. The remainder of this paper is organised as follows: Section 2 reviews related work; Section 3 describes the dataset; Section 4 presents the methodology; Section 5 reports experimental results; Section 6 discusses findings; and Section 7 concludes.</w:t>
       </w:r>
     </w:p>
     <w:p>
@@ -895,7 +899,11 @@
         <w:jc w:val="both"/>
       </w:pPr>
       <w:r>
-        <w:t>A shared predict.py module implements three functions used by both deployment interfaces. find_model() scans the outputs directory for the first .h5 file not containing "weights" in its name, enabling inference backends to auto-discover any newly trained model without code changes. load_artifacts() loads the Keras model and reads the class-index CSV into a {integer: class_name} mapping, making inference fully portable across retraining runs. predict_image() loads the input image with OpenCV (BGR to RGB conversion), resizes to 224 × 224 px, runs model.predict, and returns the top-5 ranked class probabilities as a structured list of {class, confidence} dictionaries.</w:t>
+        <w:rPr>
+          <w:rFonts w:ascii="Times New Roman" w:hAnsi="Times New Roman"/>
+          <w:sz w:val="20"/>
+        </w:rPr>
+        <w:t>A shared predict.py module implements three functions used by both deployment interfaces. find_model() scans the outputs directory for the first .h5 file not containing "weights" in its name, enabling inference backends to auto-discover any newly trained model without code changes. load_artifacts() loads the Keras model and reads the class-index CSV into a {integer: class_name} mapping, making inference fully portable across retraining runs. predict_image() loads the input image with OpenCV (BGR to RGB conversion), resizes to 224 × 224 px, runs model.predict, and returns the top-5 ranked class probabilities as a structured list of {class, confidence} dictionaries. A 50% confidence threshold is applied: predictions below this ceiling return a single Unidentified result accompanied by a prompt to resubmit a higher-quality image, preventing overconfident misclassification on ambiguous or out-of-distribution inputs.</w:t>
       </w:r>
     </w:p>
     <w:p>
@@ -917,7 +925,11 @@
         <w:jc w:val="both"/>
       </w:pPr>
       <w:r>
-        <w:t>The web application consists of a Flask server (predict_server.py, port 8001) exposing four REST endpoints — /health, /model-info, /classes, and /predict — and a Next.js React frontend that proxies all API calls through its development server, eliminating cross-origin configuration. The frontend provides drag-and-drop image upload, a real-time server status badge, per-class confidence bars, and a searchable collapsible panel of all 38 disease classes grouped by plant species. Both interfaces auto-discover the active model by scanning the outputs directory, so deploying a retrained model requires only a server restart with no frontend code changes.</w:t>
+        <w:rPr>
+          <w:rFonts w:ascii="Times New Roman" w:hAnsi="Times New Roman"/>
+          <w:sz w:val="20"/>
+        </w:rPr>
+        <w:t>The web application consists of a Flask server (predict_server.py, port 8001) exposing five REST endpoints — /health, /model-info, /classes, /predict, and /chat — and a Next.js React frontend that proxies all API calls through its development server, eliminating cross-origin configuration. The frontend provides drag-and-drop image upload, a real-time server status badge, per-class confidence bars, a searchable collapsible panel of all 38 disease classes grouped by plant species, and a Treatment Assistant chatbot panel. The /chat endpoint forwards the detected disease name and full conversation history to the DeepSeek large language model API (deepseek-chat), returning context-aware guidance on treatment, prevention, and disease causes in natural language. The chatbot panel auto-expands upon a disease detection, surfacing four suggested-question prompts to lower the barrier for non-expert users. Both interfaces auto-discover the active model by scanning the outputs directory, so deploying a retrained model requires only a server restart with no frontend code changes.</w:t>
       </w:r>
     </w:p>
     <w:p>
@@ -1250,7 +1262,11 @@
         <w:jc w:val="both"/>
       </w:pPr>
       <w:r>
-        <w:t>End-to-end deployment. A consistent gap in the literature is the absence of production-ready inference interfaces [11, 15, 17, 18]. The web interface developed in this work bridges that gap, enabling non-technical users to classify a leaf image in under five seconds after model loading. The Flask/Next.js architecture separates inference logic from the presentation layer, facilitating future model upgrades without frontend code changes.</w:t>
+        <w:rPr>
+          <w:rFonts w:ascii="Times New Roman" w:hAnsi="Times New Roman"/>
+          <w:sz w:val="20"/>
+        </w:rPr>
+        <w:t>End-to-end deployment. A consistent gap in the literature is the absence of production-ready inference interfaces [11, 15, 17, 18]. The web interface developed in this work bridges that gap, enabling non-technical users to classify a leaf image in under five seconds after model loading. The Flask/Next.js architecture separates inference logic from the presentation layer, facilitating future model upgrades without frontend code changes. Critically, none of the reviewed systems pair their classifier with actionable post-diagnosis guidance. The integrated Treatment Assistant chatbot addresses this shortcoming: upon receiving a diagnosis, users can query a DeepSeek-powered conversational agent for disease aetiology, chemical and biological treatment options, and preventive cultural practices — transforming a standalone classifier into an advisory tool suitable for agronomic decision support.</w:t>
       </w:r>
     </w:p>
     <w:p>
@@ -1281,7 +1297,11 @@
         <w:jc w:val="both"/>
       </w:pPr>
       <w:r>
-        <w:t>This paper presented a complete plant disease classification system based on EfficientNetB3 transfer learning, trained and evaluated on the 38-class, 14-species PlantVillage benchmark. The system achieves 88% test accuracy using a regularised classification head atop a fully fine-tuned backbone, governed by a custom two-phase adaptive callback that addresses training instability and overfitting challenges reported throughout the plant pathology deep-learning literature. Beyond model training, the system is packaged into a Next.js web application, providing a practical, deployment-ready tool that extends the classifier's utility from benchmark evaluation to real-world agricultural advisory use. Future work will focus on improving robustness under field imaging conditions through broader data augmentation, incorporating crop species beyond the PlantVillage corpus, and targeting mobile deployment to maximise accessibility for smallholder farmers in developing regions.</w:t>
+        <w:rPr>
+          <w:rFonts w:ascii="Times New Roman" w:hAnsi="Times New Roman"/>
+          <w:sz w:val="20"/>
+        </w:rPr>
+        <w:t>This paper presented a complete plant disease classification system based on EfficientNetB3 transfer learning, trained and evaluated on the 38-class, 14-species PlantVillage benchmark. The system achieves 88% test accuracy using a regularised classification head atop a fully fine-tuned backbone, governed by a custom two-phase adaptive callback that addresses training instability and overfitting challenges reported throughout the plant pathology deep-learning literature. Beyond model training, the system is packaged into a Next.js web application featuring a drag-and-drop inference interface, a 50% confidence threshold guard against overconfident misclassification, and an AI-powered Treatment Assistant chatbot that provides users with natural-language guidance on disease treatment, prevention, and causes following each diagnosis. This end-to-end architecture — spanning model training, robust inference, and conversational advisory — extends the classifier’s utility from benchmark evaluation to practical agricultural decision support. Future work will focus on improving robustness under field imaging conditions through broader data augmentation, incorporating crop species beyond the PlantVillage corpus, and targeting mobile deployment to maximise accessibility for smallholder farmers in developing regions.</w:t>
       </w:r>
     </w:p>
     <w:p>
